--- a/Assessment Task Two V.1.1_2025(1).docx
+++ b/Assessment Task Two V.1.1_2025(1).docx
@@ -3948,10 +3948,7 @@
               <w:spacing w:after="0"/>
             </w:pPr>
             <w:r>
-              <w:t xml:space="preserve">Display queue </w:t>
-            </w:r>
-            <w:r>
-              <w:t>of respective priority</w:t>
+              <w:t>Display queue of respective priority</w:t>
             </w:r>
           </w:p>
         </w:tc>
@@ -4005,10 +4002,7 @@
               <w:spacing w:after="0"/>
             </w:pPr>
             <w:r>
-              <w:t xml:space="preserve">Remove from queue </w:t>
-            </w:r>
-            <w:r>
-              <w:t>of respective priority</w:t>
+              <w:t>Remove from queue of respective priority</w:t>
             </w:r>
           </w:p>
         </w:tc>
@@ -4668,10 +4662,10 @@
         <w:tblLook w:val="04A0" w:firstRow="1" w:lastRow="0" w:firstColumn="1" w:lastColumn="0" w:noHBand="0" w:noVBand="1"/>
       </w:tblPr>
       <w:tblGrid>
-        <w:gridCol w:w="1838"/>
-        <w:gridCol w:w="3119"/>
-        <w:gridCol w:w="708"/>
-        <w:gridCol w:w="3969"/>
+        <w:gridCol w:w="2374"/>
+        <w:gridCol w:w="2844"/>
+        <w:gridCol w:w="1060"/>
+        <w:gridCol w:w="3568"/>
       </w:tblGrid>
       <w:tr>
         <w:tc>
@@ -4828,6 +4822,60 @@
                 <w:lang w:eastAsia="en-AU"/>
               </w:rPr>
             </w:pPr>
+            <w:r>
+              <w:rPr>
+                <w:noProof/>
+              </w:rPr>
+              <w:lastRenderedPageBreak/>
+              <w:drawing>
+                <wp:inline distT="0" distB="0" distL="0" distR="0" wp14:anchorId="03AE0164" wp14:editId="5E0F3215">
+                  <wp:extent cx="6105525" cy="8772525"/>
+                  <wp:effectExtent l="0" t="0" r="9525" b="9525"/>
+                  <wp:docPr id="2061043763" name="Picture 7"/>
+                  <wp:cNvGraphicFramePr>
+                    <a:graphicFrameLocks xmlns:a="http://schemas.openxmlformats.org/drawingml/2006/main" noChangeAspect="1"/>
+                  </wp:cNvGraphicFramePr>
+                  <a:graphic xmlns:a="http://schemas.openxmlformats.org/drawingml/2006/main">
+                    <a:graphicData uri="http://schemas.openxmlformats.org/drawingml/2006/picture">
+                      <pic:pic xmlns:pic="http://schemas.openxmlformats.org/drawingml/2006/picture">
+                        <pic:nvPicPr>
+                          <pic:cNvPr id="0" name="Picture 1"/>
+                          <pic:cNvPicPr>
+                            <a:picLocks noChangeAspect="1" noChangeArrowheads="1"/>
+                          </pic:cNvPicPr>
+                        </pic:nvPicPr>
+                        <pic:blipFill>
+                          <a:blip r:embed="rId16">
+                            <a:extLst>
+                              <a:ext uri="{28A0092B-C50C-407E-A947-70E740481C1C}">
+                                <a14:useLocalDpi xmlns:a14="http://schemas.microsoft.com/office/drawing/2010/main" val="0"/>
+                              </a:ext>
+                            </a:extLst>
+                          </a:blip>
+                          <a:srcRect/>
+                          <a:stretch>
+                            <a:fillRect/>
+                          </a:stretch>
+                        </pic:blipFill>
+                        <pic:spPr bwMode="auto">
+                          <a:xfrm>
+                            <a:off x="0" y="0"/>
+                            <a:ext cx="6105525" cy="8772525"/>
+                          </a:xfrm>
+                          <a:prstGeom prst="rect">
+                            <a:avLst/>
+                          </a:prstGeom>
+                          <a:noFill/>
+                          <a:ln>
+                            <a:noFill/>
+                          </a:ln>
+                        </pic:spPr>
+                      </pic:pic>
+                    </a:graphicData>
+                  </a:graphic>
+                </wp:inline>
+              </w:drawing>
+            </w:r>
           </w:p>
           <w:p>
             <w:pPr>
@@ -4981,6 +5029,59 @@
             <w:pPr>
               <w:pStyle w:val="NoSpacing"/>
             </w:pPr>
+            <w:r>
+              <w:rPr>
+                <w:noProof/>
+              </w:rPr>
+              <w:drawing>
+                <wp:inline distT="0" distB="0" distL="0" distR="0" wp14:anchorId="0ABC76E6" wp14:editId="1BBE3995">
+                  <wp:extent cx="4105275" cy="3124200"/>
+                  <wp:effectExtent l="0" t="0" r="9525" b="0"/>
+                  <wp:docPr id="338105007" name="Picture 9"/>
+                  <wp:cNvGraphicFramePr>
+                    <a:graphicFrameLocks xmlns:a="http://schemas.openxmlformats.org/drawingml/2006/main" noChangeAspect="1"/>
+                  </wp:cNvGraphicFramePr>
+                  <a:graphic xmlns:a="http://schemas.openxmlformats.org/drawingml/2006/main">
+                    <a:graphicData uri="http://schemas.openxmlformats.org/drawingml/2006/picture">
+                      <pic:pic xmlns:pic="http://schemas.openxmlformats.org/drawingml/2006/picture">
+                        <pic:nvPicPr>
+                          <pic:cNvPr id="0" name="Picture 5"/>
+                          <pic:cNvPicPr>
+                            <a:picLocks noChangeAspect="1" noChangeArrowheads="1"/>
+                          </pic:cNvPicPr>
+                        </pic:nvPicPr>
+                        <pic:blipFill>
+                          <a:blip r:embed="rId17">
+                            <a:extLst>
+                              <a:ext uri="{28A0092B-C50C-407E-A947-70E740481C1C}">
+                                <a14:useLocalDpi xmlns:a14="http://schemas.microsoft.com/office/drawing/2010/main" val="0"/>
+                              </a:ext>
+                            </a:extLst>
+                          </a:blip>
+                          <a:srcRect/>
+                          <a:stretch>
+                            <a:fillRect/>
+                          </a:stretch>
+                        </pic:blipFill>
+                        <pic:spPr bwMode="auto">
+                          <a:xfrm>
+                            <a:off x="0" y="0"/>
+                            <a:ext cx="4105275" cy="3124200"/>
+                          </a:xfrm>
+                          <a:prstGeom prst="rect">
+                            <a:avLst/>
+                          </a:prstGeom>
+                          <a:noFill/>
+                          <a:ln>
+                            <a:noFill/>
+                          </a:ln>
+                        </pic:spPr>
+                      </pic:pic>
+                    </a:graphicData>
+                  </a:graphic>
+                </wp:inline>
+              </w:drawing>
+            </w:r>
           </w:p>
           <w:p>
             <w:pPr>
@@ -5060,6 +5161,9 @@
             <w:pPr>
               <w:pStyle w:val="NoSpacing"/>
             </w:pPr>
+            <w:r>
+              <w:t>List: dynamic collection of flexible size that can add and delete any of its indexes.</w:t>
+            </w:r>
           </w:p>
           <w:p>
             <w:pPr>
@@ -5070,6 +5174,9 @@
             <w:pPr>
               <w:pStyle w:val="NoSpacing"/>
             </w:pPr>
+            <w:r>
+              <w:t>Queue: linear collection following first in first out principle.</w:t>
+            </w:r>
           </w:p>
           <w:p>
             <w:pPr>
@@ -5291,6 +5398,9 @@
             <w:pPr>
               <w:spacing w:after="60"/>
             </w:pPr>
+            <w:r>
+              <w:t>Drone Service Application</w:t>
+            </w:r>
           </w:p>
         </w:tc>
       </w:tr>
@@ -5365,6 +5475,9 @@
             <w:pPr>
               <w:spacing w:after="60"/>
             </w:pPr>
+            <w:r>
+              <w:t>22/05/2026</w:t>
+            </w:r>
           </w:p>
         </w:tc>
       </w:tr>
@@ -6244,23 +6357,7 @@
         <w:ind w:right="24"/>
       </w:pPr>
       <w:r>
-        <w:t xml:space="preserve">The following programming criteria and features are </w:t>
-      </w:r>
-      <w:proofErr w:type="gramStart"/>
-      <w:r>
-        <w:t>required,</w:t>
-      </w:r>
-      <w:proofErr w:type="gramEnd"/>
-      <w:r>
-        <w:t xml:space="preserve"> the exact requirements of the Programming Criteria are essential. Any variation from them will need to be corrected </w:t>
-      </w:r>
-      <w:proofErr w:type="gramStart"/>
-      <w:r>
-        <w:t>in order to</w:t>
-      </w:r>
-      <w:proofErr w:type="gramEnd"/>
-      <w:r>
-        <w:t xml:space="preserve"> achieve a satisfactory performance.</w:t>
+        <w:t>The following programming criteria and features are required, the exact requirements of the Programming Criteria are essential. Any variation from them will need to be corrected in order to achieve a satisfactory performance.</w:t>
       </w:r>
       <w:r>
         <w:t xml:space="preserve"> </w:t>
@@ -6321,7 +6418,6 @@
       <w:r>
         <w:t xml:space="preserve">the same </w:t>
       </w:r>
-      <w:proofErr w:type="spellStart"/>
       <w:r>
         <w:t>G</w:t>
       </w:r>
@@ -6331,7 +6427,6 @@
       <w:r>
         <w:t>Name</w:t>
       </w:r>
-      <w:proofErr w:type="spellEnd"/>
       <w:r>
         <w:t>.</w:t>
       </w:r>
@@ -6380,16 +6475,11 @@
       <w:r>
         <w:t xml:space="preserve">a </w:t>
       </w:r>
-      <w:proofErr w:type="spellStart"/>
       <w:r>
         <w:t>List</w:t>
       </w:r>
       <w:r>
-        <w:t>View</w:t>
-      </w:r>
-      <w:proofErr w:type="spellEnd"/>
-      <w:r>
-        <w:t xml:space="preserve"> which displays </w:t>
+        <w:t xml:space="preserve">View which displays </w:t>
       </w:r>
       <w:r>
         <w:t>all the class attributes.</w:t>
@@ -6410,15 +6500,7 @@
         <w:t xml:space="preserve">service </w:t>
       </w:r>
       <w:r>
-        <w:t xml:space="preserve">items must be displayed in a </w:t>
-      </w:r>
-      <w:proofErr w:type="spellStart"/>
-      <w:r>
-        <w:t>ListBox</w:t>
-      </w:r>
-      <w:proofErr w:type="spellEnd"/>
-      <w:r>
-        <w:t xml:space="preserve"> which display</w:t>
+        <w:t>items must be displayed in a ListBox which display</w:t>
       </w:r>
       <w:r>
         <w:t>s</w:t>
@@ -6515,15 +6597,7 @@
         <w:t xml:space="preserve"> </w:t>
       </w:r>
       <w:r>
-        <w:t>Save the class as “</w:t>
-      </w:r>
-      <w:proofErr w:type="spellStart"/>
-      <w:r>
-        <w:t>Drone.cs</w:t>
-      </w:r>
-      <w:proofErr w:type="spellEnd"/>
-      <w:r>
-        <w:t>”.</w:t>
+        <w:t>Save the class as “Drone.cs”.</w:t>
       </w:r>
     </w:p>
     <w:p>
@@ -6546,15 +6620,7 @@
         <w:t>Drone</w:t>
       </w:r>
       <w:r>
-        <w:t xml:space="preserve"> called “</w:t>
-      </w:r>
-      <w:proofErr w:type="spellStart"/>
-      <w:r>
-        <w:t>FinishedList</w:t>
-      </w:r>
-      <w:proofErr w:type="spellEnd"/>
-      <w:r>
-        <w:t>”</w:t>
+        <w:t xml:space="preserve"> called “FinishedList”</w:t>
       </w:r>
       <w:r>
         <w:t xml:space="preserve">. </w:t>
@@ -6577,15 +6643,7 @@
         <w:t xml:space="preserve">global Queue&lt;T&gt; of type Drone </w:t>
       </w:r>
       <w:r>
-        <w:t>called “</w:t>
-      </w:r>
-      <w:proofErr w:type="spellStart"/>
-      <w:r>
-        <w:t>RegularService</w:t>
-      </w:r>
-      <w:proofErr w:type="spellEnd"/>
-      <w:r>
-        <w:t>”</w:t>
+        <w:t>called “RegularService”</w:t>
       </w:r>
       <w:r>
         <w:t>.</w:t>
@@ -6605,15 +6663,7 @@
         <w:t>Create a global Queue&lt;T&gt; of type Drone called</w:t>
       </w:r>
       <w:r>
-        <w:t xml:space="preserve"> “</w:t>
-      </w:r>
-      <w:proofErr w:type="spellStart"/>
-      <w:r>
-        <w:t>ExpressService</w:t>
-      </w:r>
-      <w:proofErr w:type="spellEnd"/>
-      <w:r>
-        <w:t>”</w:t>
+        <w:t xml:space="preserve"> “ExpressService”</w:t>
       </w:r>
       <w:r>
         <w:t>.</w:t>
@@ -6633,15 +6683,7 @@
         <w:t xml:space="preserve">Create a button method </w:t>
       </w:r>
       <w:r>
-        <w:t>called “</w:t>
-      </w:r>
-      <w:proofErr w:type="spellStart"/>
-      <w:r>
-        <w:t>AddNewItem</w:t>
-      </w:r>
-      <w:proofErr w:type="spellEnd"/>
-      <w:r>
-        <w:t>” that will add</w:t>
+        <w:t>called “AddNewItem” that will add</w:t>
       </w:r>
       <w:r>
         <w:t xml:space="preserve"> a new </w:t>
@@ -6662,16 +6704,11 @@
         <w:t>Queue&lt;&gt; based on the priority</w:t>
       </w:r>
       <w:r>
-        <w:t xml:space="preserve">. Use </w:t>
-      </w:r>
-      <w:proofErr w:type="spellStart"/>
-      <w:r>
-        <w:t>TextBox</w:t>
+        <w:t>. Use TextBox</w:t>
       </w:r>
       <w:r>
         <w:t>es</w:t>
       </w:r>
-      <w:proofErr w:type="spellEnd"/>
       <w:r>
         <w:t xml:space="preserve"> for the </w:t>
       </w:r>
@@ -6737,15 +6774,7 @@
         <w:t xml:space="preserve">Create a custom </w:t>
       </w:r>
       <w:r>
-        <w:t>method called “</w:t>
-      </w:r>
-      <w:proofErr w:type="spellStart"/>
-      <w:r>
-        <w:t>GetServicePriority</w:t>
-      </w:r>
-      <w:proofErr w:type="spellEnd"/>
-      <w:r>
-        <w:t xml:space="preserve">” </w:t>
+        <w:t xml:space="preserve">method called “GetServicePriority” </w:t>
       </w:r>
       <w:r>
         <w:t xml:space="preserve">which </w:t>
@@ -6757,15 +6786,7 @@
         <w:t>s</w:t>
       </w:r>
       <w:r>
-        <w:t xml:space="preserve"> the value of the priority radio group. This method must be called inside the “</w:t>
-      </w:r>
-      <w:proofErr w:type="spellStart"/>
-      <w:r>
-        <w:t>AddNewItem</w:t>
-      </w:r>
-      <w:proofErr w:type="spellEnd"/>
-      <w:r>
-        <w:t xml:space="preserve">” method before the </w:t>
+        <w:t xml:space="preserve"> the value of the priority radio group. This method must be called inside the “AddNewItem” method before the </w:t>
       </w:r>
       <w:r>
         <w:t xml:space="preserve">new </w:t>
@@ -6787,7 +6808,6 @@
       <w:r>
         <w:t xml:space="preserve">Create a custom method that will display all the elements in the </w:t>
       </w:r>
-      <w:proofErr w:type="spellStart"/>
       <w:r>
         <w:t>R</w:t>
       </w:r>
@@ -6798,11 +6818,7 @@
         <w:t>S</w:t>
       </w:r>
       <w:r>
-        <w:t>ervice</w:t>
-      </w:r>
-      <w:proofErr w:type="spellEnd"/>
-      <w:r>
-        <w:t xml:space="preserve"> queue. The display must use a List View and </w:t>
+        <w:t xml:space="preserve">ervice queue. The display must use a List View and </w:t>
       </w:r>
       <w:r>
         <w:t>with appropriate column headers.</w:t>
@@ -6819,15 +6835,7 @@
         <w:ind w:left="567" w:hanging="567"/>
       </w:pPr>
       <w:r>
-        <w:t xml:space="preserve">Create a custom method that will display all the elements in the </w:t>
-      </w:r>
-      <w:proofErr w:type="spellStart"/>
-      <w:r>
-        <w:t>ExpressService</w:t>
-      </w:r>
-      <w:proofErr w:type="spellEnd"/>
-      <w:r>
-        <w:t xml:space="preserve"> queue. The display must use a List View and with appropriate column headers.</w:t>
+        <w:t>Create a custom method that will display all the elements in the ExpressService queue. The display must use a List View and with appropriate column headers.</w:t>
       </w:r>
     </w:p>
     <w:p>
@@ -6885,15 +6893,7 @@
         <w:ind w:left="567" w:hanging="567"/>
       </w:pPr>
       <w:r>
-        <w:t>Create a custom method to increment the service tag control, this method must be called inside the “</w:t>
-      </w:r>
-      <w:proofErr w:type="spellStart"/>
-      <w:r>
-        <w:t>AddNewItem</w:t>
-      </w:r>
-      <w:proofErr w:type="spellEnd"/>
-      <w:r>
-        <w:t>” method before the new service item is added to a queue.</w:t>
+        <w:t>Create a custom method to increment the service tag control, this method must be called inside the “AddNewItem” method before the new service item is added to a queue.</w:t>
       </w:r>
     </w:p>
     <w:p>
@@ -6928,13 +6928,8 @@
       <w:r>
         <w:t xml:space="preserve">regular service </w:t>
       </w:r>
-      <w:proofErr w:type="spellStart"/>
-      <w:r>
-        <w:t>ListView</w:t>
-      </w:r>
-      <w:proofErr w:type="spellEnd"/>
-      <w:r>
-        <w:t xml:space="preserve"> </w:t>
+      <w:r>
+        <w:t xml:space="preserve">ListView </w:t>
       </w:r>
       <w:r>
         <w:t xml:space="preserve">that will display the </w:t>
@@ -6954,15 +6949,7 @@
         <w:ind w:left="567" w:hanging="567"/>
       </w:pPr>
       <w:r>
-        <w:t xml:space="preserve">Create a mouse click method for the express service </w:t>
-      </w:r>
-      <w:proofErr w:type="spellStart"/>
-      <w:r>
-        <w:t>ListView</w:t>
-      </w:r>
-      <w:proofErr w:type="spellEnd"/>
-      <w:r>
-        <w:t xml:space="preserve"> that will display the Client Name and Service Problem in the related textboxes.</w:t>
+        <w:t>Create a mouse click method for the express service ListView that will display the Client Name and Service Problem in the related textboxes.</w:t>
       </w:r>
     </w:p>
     <w:p>
@@ -7000,44 +6987,28 @@
         <w:t xml:space="preserve"> regular</w:t>
       </w:r>
       <w:r>
+        <w:t xml:space="preserve"> ListView and dequeue the </w:t>
+      </w:r>
+      <w:r>
+        <w:t>regular</w:t>
+      </w:r>
+      <w:r>
+        <w:t xml:space="preserve"> s</w:t>
+      </w:r>
+      <w:r>
+        <w:t>ervice</w:t>
+      </w:r>
+      <w:r>
+        <w:t xml:space="preserve"> Queue&lt;T&gt;</w:t>
+      </w:r>
+      <w:r>
         <w:t xml:space="preserve"> </w:t>
       </w:r>
-      <w:proofErr w:type="spellStart"/>
-      <w:r>
-        <w:t>ListView</w:t>
-      </w:r>
-      <w:proofErr w:type="spellEnd"/>
-      <w:r>
-        <w:t xml:space="preserve"> and dequeue the </w:t>
-      </w:r>
-      <w:r>
-        <w:t>regular</w:t>
-      </w:r>
-      <w:r>
-        <w:t xml:space="preserve"> s</w:t>
-      </w:r>
-      <w:r>
-        <w:t>ervice</w:t>
-      </w:r>
-      <w:r>
-        <w:t xml:space="preserve"> Queue&lt;T&gt;</w:t>
-      </w:r>
-      <w:r>
-        <w:t xml:space="preserve"> </w:t>
-      </w:r>
       <w:r>
         <w:t>data structure. The dequeued item must be added to the List&lt;T&gt;</w:t>
       </w:r>
       <w:r>
-        <w:t xml:space="preserve"> and displayed in the </w:t>
-      </w:r>
-      <w:proofErr w:type="spellStart"/>
-      <w:r>
-        <w:t>ListBox</w:t>
-      </w:r>
-      <w:proofErr w:type="spellEnd"/>
-      <w:r>
-        <w:t xml:space="preserve"> for finished service items.</w:t>
+        <w:t xml:space="preserve"> and displayed in the ListBox for finished service items.</w:t>
       </w:r>
     </w:p>
     <w:p>
@@ -7057,23 +7028,7 @@
         <w:t xml:space="preserve"> </w:t>
       </w:r>
       <w:r>
-        <w:t xml:space="preserve">a button click method that will remove a service item from the express </w:t>
-      </w:r>
-      <w:proofErr w:type="spellStart"/>
-      <w:r>
-        <w:t>ListView</w:t>
-      </w:r>
-      <w:proofErr w:type="spellEnd"/>
-      <w:r>
-        <w:t xml:space="preserve"> and dequeue the express service Queue&lt;T&gt; data structure. The dequeued item must be added to the List&lt;T&gt; and displayed in the </w:t>
-      </w:r>
-      <w:proofErr w:type="spellStart"/>
-      <w:r>
-        <w:t>ListBox</w:t>
-      </w:r>
-      <w:proofErr w:type="spellEnd"/>
-      <w:r>
-        <w:t xml:space="preserve"> for finished service items.</w:t>
+        <w:t>a button click method that will remove a service item from the express ListView and dequeue the express service Queue&lt;T&gt; data structure. The dequeued item must be added to the List&lt;T&gt; and displayed in the ListBox for finished service items.</w:t>
       </w:r>
     </w:p>
     <w:p>
@@ -7096,15 +7051,7 @@
         <w:t xml:space="preserve">method that will </w:t>
       </w:r>
       <w:r>
-        <w:t xml:space="preserve">delete a service item from the finished </w:t>
-      </w:r>
-      <w:proofErr w:type="spellStart"/>
-      <w:r>
-        <w:t>listbox</w:t>
-      </w:r>
-      <w:proofErr w:type="spellEnd"/>
-      <w:r>
-        <w:t xml:space="preserve"> and remove the same item from the List&lt;T&gt;.</w:t>
+        <w:t>delete a service item from the finished listbox and remove the same item from the List&lt;T&gt;.</w:t>
       </w:r>
     </w:p>
     <w:p>
@@ -8624,9 +8571,9 @@
       </w:r>
     </w:p>
     <w:sectPr>
-      <w:headerReference w:type="even" r:id="rId16"/>
-      <w:headerReference w:type="default" r:id="rId17"/>
-      <w:headerReference w:type="first" r:id="rId18"/>
+      <w:headerReference w:type="even" r:id="rId18"/>
+      <w:headerReference w:type="default" r:id="rId19"/>
+      <w:headerReference w:type="first" r:id="rId20"/>
       <w:type w:val="continuous"/>
       <w:pgSz w:w="11906" w:h="16838"/>
       <w:pgMar w:top="1701" w:right="1134" w:bottom="1134" w:left="1134" w:header="568" w:footer="457" w:gutter="0"/>
@@ -13719,16 +13666,6 @@
 </file>
 
 <file path=customXml/item1.xml><?xml version="1.0" encoding="utf-8"?>
-<b:Sources xmlns:b="http://schemas.openxmlformats.org/officeDocument/2006/bibliography" xmlns="http://schemas.openxmlformats.org/officeDocument/2006/bibliography" SelectedStyle="\APASixthEditionOfficeOnline.xsl" StyleName="APA" Version="6"/>
-</file>
-
-<file path=customXml/item2.xml><?xml version="1.0" encoding="utf-8"?>
-<p:properties xmlns:p="http://schemas.microsoft.com/office/2006/metadata/properties" xmlns:xsi="http://www.w3.org/2001/XMLSchema-instance" xmlns:pc="http://schemas.microsoft.com/office/infopath/2007/PartnerControls">
-  <documentManagement/>
-</p:properties>
-</file>
-
-<file path=customXml/item3.xml><?xml version="1.0" encoding="utf-8"?>
 <ct:contentTypeSchema xmlns:ct="http://schemas.microsoft.com/office/2006/metadata/contentType" xmlns:ma="http://schemas.microsoft.com/office/2006/metadata/properties/metaAttributes" ct:_="" ma:_="" ma:contentTypeName="Document" ma:contentTypeID="0x01010033E45C82FA6F1242BE0F0E8FD3AC3E42" ma:contentTypeVersion="12" ma:contentTypeDescription="Create a new document." ma:contentTypeScope="" ma:versionID="30540801b1b603089ef3c0001f4252d4">
   <xsd:schema xmlns:xsd="http://www.w3.org/2001/XMLSchema" xmlns:xs="http://www.w3.org/2001/XMLSchema" xmlns:p="http://schemas.microsoft.com/office/2006/metadata/properties" xmlns:ns3="8b07bbcc-12da-4100-93f1-9d8cf55f2d91" xmlns:ns4="63d80fdd-e085-4d40-a7ed-b240d1aa1699" targetNamespace="http://schemas.microsoft.com/office/2006/metadata/properties" ma:root="true" ma:fieldsID="669878f326e6a82dab07128741202fe0" ns3:_="" ns4:_="">
     <xsd:import namespace="8b07bbcc-12da-4100-93f1-9d8cf55f2d91"/>
@@ -13945,6 +13882,16 @@
 </ct:contentTypeSchema>
 </file>
 
+<file path=customXml/item2.xml><?xml version="1.0" encoding="utf-8"?>
+<p:properties xmlns:p="http://schemas.microsoft.com/office/2006/metadata/properties" xmlns:xsi="http://www.w3.org/2001/XMLSchema-instance" xmlns:pc="http://schemas.microsoft.com/office/infopath/2007/PartnerControls">
+  <documentManagement/>
+</p:properties>
+</file>
+
+<file path=customXml/item3.xml><?xml version="1.0" encoding="utf-8"?>
+<b:Sources xmlns:b="http://schemas.openxmlformats.org/officeDocument/2006/bibliography" xmlns="http://schemas.openxmlformats.org/officeDocument/2006/bibliography" SelectedStyle="\APASixthEditionOfficeOnline.xsl" StyleName="APA" Version="6"/>
+</file>
+
 <file path=customXml/item4.xml><?xml version="1.0" encoding="utf-8"?>
 <?mso-contentType ?>
 <FormTemplates xmlns="http://schemas.microsoft.com/sharepoint/v3/contenttype/forms">
@@ -13955,23 +13902,6 @@
 </file>
 
 <file path=customXml/itemProps1.xml><?xml version="1.0" encoding="utf-8"?>
-<ds:datastoreItem xmlns:ds="http://schemas.openxmlformats.org/officeDocument/2006/customXml" ds:itemID="{869F35AA-8042-49C0-B7FC-4462D7549BD6}">
-  <ds:schemaRefs>
-    <ds:schemaRef ds:uri="http://schemas.openxmlformats.org/officeDocument/2006/bibliography"/>
-  </ds:schemaRefs>
-</ds:datastoreItem>
-</file>
-
-<file path=customXml/itemProps2.xml><?xml version="1.0" encoding="utf-8"?>
-<ds:datastoreItem xmlns:ds="http://schemas.openxmlformats.org/officeDocument/2006/customXml" ds:itemID="{DE34826B-69CA-4F73-92F8-D6287CBB69AF}">
-  <ds:schemaRefs>
-    <ds:schemaRef ds:uri="http://schemas.microsoft.com/office/2006/metadata/properties"/>
-    <ds:schemaRef ds:uri="http://schemas.microsoft.com/office/infopath/2007/PartnerControls"/>
-  </ds:schemaRefs>
-</ds:datastoreItem>
-</file>
-
-<file path=customXml/itemProps3.xml><?xml version="1.0" encoding="utf-8"?>
 <ds:datastoreItem xmlns:ds="http://schemas.openxmlformats.org/officeDocument/2006/customXml" ds:itemID="{7994E223-60DA-4A99-B37F-8BB056EE0767}">
   <ds:schemaRefs>
     <ds:schemaRef ds:uri="http://schemas.microsoft.com/office/2006/metadata/contentType"/>
@@ -13990,6 +13920,23 @@
 </ds:datastoreItem>
 </file>
 
+<file path=customXml/itemProps2.xml><?xml version="1.0" encoding="utf-8"?>
+<ds:datastoreItem xmlns:ds="http://schemas.openxmlformats.org/officeDocument/2006/customXml" ds:itemID="{DE34826B-69CA-4F73-92F8-D6287CBB69AF}">
+  <ds:schemaRefs>
+    <ds:schemaRef ds:uri="http://schemas.microsoft.com/office/2006/metadata/properties"/>
+    <ds:schemaRef ds:uri="http://schemas.microsoft.com/office/infopath/2007/PartnerControls"/>
+  </ds:schemaRefs>
+</ds:datastoreItem>
+</file>
+
+<file path=customXml/itemProps3.xml><?xml version="1.0" encoding="utf-8"?>
+<ds:datastoreItem xmlns:ds="http://schemas.openxmlformats.org/officeDocument/2006/customXml" ds:itemID="{869F35AA-8042-49C0-B7FC-4462D7549BD6}">
+  <ds:schemaRefs>
+    <ds:schemaRef ds:uri="http://schemas.openxmlformats.org/officeDocument/2006/bibliography"/>
+  </ds:schemaRefs>
+</ds:datastoreItem>
+</file>
+
 <file path=customXml/itemProps4.xml><?xml version="1.0" encoding="utf-8"?>
 <ds:datastoreItem xmlns:ds="http://schemas.openxmlformats.org/officeDocument/2006/customXml" ds:itemID="{A80EEEA6-436B-49D9-8C20-9336E244E8CE}">
   <ds:schemaRefs>
